--- a/Doc/02_IoT_Functional_Requirements_Document_FRD.docx
+++ b/Doc/02_IoT_Functional_Requirements_Document_FRD.docx
@@ -4,7 +4,7 @@
   <w:body>
     <w:p>
       <w:r>
-        <w:t>AQRESS SENSEGRID</w:t>
+        <w:t>AQRESS PULSE</w:t>
       </w:r>
     </w:p>
     <w:p>
@@ -17,7 +17,7 @@
     </w:p>
     <w:p>
       <w:r>
-        <w:t>AQRESS SenseGrid — IoT Sensor &amp; Device Management Platform</w:t>
+        <w:t>AQRESS Pulse — IoT Sensor &amp; Device Management Platform</w:t>
       </w:r>
     </w:p>
     <w:tbl>
@@ -2243,7 +2243,7 @@
                 <w:b w:val="0"/>
                 <w:sz w:val="18"/>
               </w:rPr>
-              <w:t>Broker authentication and ACL rules restrict each device to its own sensegrid/{device_uid}/ namespace; malformed or unauthorised messages are rejected.</w:t>
+              <w:t>Broker authentication and ACL rules restrict each device to its own pulse/{device_uid}/ namespace; malformed or unauthorised messages are rejected.</w:t>
             </w:r>
           </w:p>
         </w:tc>
@@ -3442,7 +3442,7 @@
                 <w:b w:val="0"/>
                 <w:sz w:val="18"/>
               </w:rPr>
-              <w:t>A device cannot publish or subscribe to sensegrid/{other_device_uid}/ topics.</w:t>
+              <w:t>A device cannot publish or subscribe to pulse/{other_device_uid}/ topics.</w:t>
             </w:r>
           </w:p>
         </w:tc>
@@ -4618,7 +4618,7 @@
                 <w:b w:val="0"/>
                 <w:sz w:val="18"/>
               </w:rPr>
-              <w:t>A device may only access MQTT topics under its own sensegrid/{device_uid}/ namespace according to broker ACLs.</w:t>
+              <w:t>A device may only access MQTT topics under its own pulse/{device_uid}/ namespace according to broker ACLs.</w:t>
             </w:r>
           </w:p>
         </w:tc>
@@ -6081,7 +6081,7 @@
       </w:pBdr>
     </w:pPr>
     <w:r>
-      <w:t>AQRESS SenseGrid — Functional Requirements Document</w:t>
+      <w:t>AQRESS Pulse — Functional Requirements Document</w:t>
     </w:r>
   </w:p>
 </w:hdr>
